--- a/docs/normas/resolucao-de-conflitos.docx
+++ b/docs/normas/resolucao-de-conflitos.docx
@@ -149,7 +149,7 @@
           <w:rFonts w:ascii="Consolas" w:hAnsi="Consolas"/>
           <w:sz w:val="20"/>
         </w:rPr>
-        <w:t>base-terminologica.xlsx</w:t>
+        <w:t>docs/legado/2026-09-base-terminologica.xlsx</w:t>
       </w:r>
       <w:r>
         <w:t xml:space="preserve"> (fonte legada), </w:t>
@@ -159,7 +159,7 @@
           <w:rFonts w:ascii="Consolas" w:hAnsi="Consolas"/>
           <w:sz w:val="20"/>
         </w:rPr>
-        <w:t>Guia - SISTEMA DE REVISÃO E GOVERNANÇA TERMINOLÓGICA.docx</w:t>
+        <w:t>docs/legado/2026-09-guia-v1/guia-sistema-de-revisao-e-governanca-terminologica-v1.docx</w:t>
       </w:r>
       <w:r>
         <w:t xml:space="preserve"> (Guia v1), transcrição </w:t>
@@ -1076,7 +1076,7 @@
           <w:b/>
           <w:sz w:val="20"/>
         </w:rPr>
-        <w:t>base-terminologica.xlsx</w:t>
+        <w:t>docs/legado/2026-09-base-terminologica.xlsx</w:t>
       </w:r>
       <w:r>
         <w:t xml:space="preserve"> — fonte legada, usada apenas para conferência.</w:t>
@@ -3738,7 +3738,7 @@
           <w:rFonts w:ascii="Consolas" w:hAnsi="Consolas"/>
           <w:sz w:val="20"/>
         </w:rPr>
-        <w:t>ferramentas/externos.csv</w:t>
+        <w:t>ferramentas/dados/externos.csv</w:t>
       </w:r>
       <w:r>
         <w:t xml:space="preserve"> como </w:t>
@@ -6202,7 +6202,7 @@
               <w:rPr>
                 <w:sz w:val="20"/>
               </w:rPr>
-              <w:t>ferramentas/externos.csv</w:t>
+              <w:t>ferramentas/dados/externos.csv</w:t>
             </w:r>
           </w:p>
         </w:tc>
@@ -6274,16 +6274,16 @@
         <w:br/>
         <w:t>python ferramentas/rc_variantes.py --kb KB-RC \</w:t>
         <w:br/>
-        <w:t xml:space="preserve">    --transcricao "Revelações Cósmicas Urgente – Jan Val Ellam.txt"</w:t>
+        <w:t xml:space="preserve">    --transcricao "transcricoes/2026-09-14-revelacoes-cosmicas-urgente/00-fonte/transcricao-bruta.txt"</w:t>
         <w:br/>
-        <w:t>#    -&gt; ferramentas/variantes-kb-extraidas.csv (1.590 pares; 299 regras de substituição)</w:t>
+        <w:t>#    -&gt; ferramentas/dados/variantes-kb-extraidas.csv (1.590 pares; 299 regras de substituição)</w:t>
         <w:br/>
         <w:br/>
         <w:t># 2. diagnóstico com a KB-RC como fonte de verdade (a planilha é ignorada)</w:t>
         <w:br/>
-        <w:t>python ferramentas/rc_diagnostico.py "Revelações Cósmicas Urgente – Jan Val Ellam.txt" \</w:t>
+        <w:t>python ferramentas/rc_diagnostico.py "transcricoes/2026-09-14-revelacoes-cosmicas-urgente/00-fonte/transcricao-bruta.txt" \</w:t>
         <w:br/>
-        <w:t xml:space="preserve">    --kb KB-RC --saida analise/revelacoes-cosmicas-urgente-jan-val-ellam-kb</w:t>
+        <w:t xml:space="preserve">    --kb KB-RC --saida transcricoes/2026-09-14-revelacoes-cosmicas-urgente</w:t>
         <w:br/>
         <w:t>#    -&gt; diagnostico.md / .json, variantes-propostas.csv, ausentes-da-base.csv, dossie-bloco.txt</w:t>
       </w:r>
